--- a/chapters/08/core/AIHE-B05/supp/AIHE-EX16/docx/AIHE-EX16_template.docx
+++ b/chapters/08/core/AIHE-B05/supp/AIHE-EX16/docx/AIHE-EX16_template.docx
@@ -5,7 +5,7 @@
     <w:p>
       <w:pPr>
         <w:pStyle w:val="Title"/>
-        <w:jc w:val="center"/>
+        <w:jc w:val="centre"/>
       </w:pPr>
       <w:r>
         <w:rPr>
@@ -27,7 +27,7 @@
     </w:p>
     <w:p>
       <w:pPr>
-        <w:jc w:val="center"/>
+        <w:jc w:val="centre"/>
       </w:pPr>
       <w:r>
         <w:rPr>
@@ -41,7 +41,7 @@
       <w:tblPr>
         <w:tblStyle w:val="TableGrid"/>
         <w:tblW w:type="auto" w:w="0"/>
-        <w:jc w:val="center"/>
+        <w:jc w:val="centre"/>
         <w:tblLook w:firstColumn="1" w:firstRow="1" w:lastColumn="0" w:lastRow="0" w:noHBand="0" w:noVBand="1" w:val="04A0"/>
       </w:tblPr>
       <w:tblGrid>
@@ -52,7 +52,7 @@
         <w:tc>
           <w:tcPr>
             <w:tcW w:type="dxa" w:w="5256"/>
-            <w:vAlign w:val="center"/>
+            <w:vAlign w:val="centre"/>
             <w:shd w:fill="1F4E79"/>
           </w:tcPr>
           <w:p>
@@ -74,7 +74,7 @@
         <w:tc>
           <w:tcPr>
             <w:tcW w:type="dxa" w:w="5256"/>
-            <w:vAlign w:val="center"/>
+            <w:vAlign w:val="centre"/>
           </w:tcPr>
           <w:p>
             <w:pPr>
@@ -95,7 +95,7 @@
         <w:tc>
           <w:tcPr>
             <w:tcW w:type="dxa" w:w="5256"/>
-            <w:vAlign w:val="center"/>
+            <w:vAlign w:val="centre"/>
             <w:shd w:fill="1F4E79"/>
           </w:tcPr>
           <w:p>
@@ -117,7 +117,7 @@
         <w:tc>
           <w:tcPr>
             <w:tcW w:type="dxa" w:w="5256"/>
-            <w:vAlign w:val="center"/>
+            <w:vAlign w:val="centre"/>
           </w:tcPr>
           <w:p>
             <w:pPr>
@@ -138,7 +138,7 @@
         <w:tc>
           <w:tcPr>
             <w:tcW w:type="dxa" w:w="5256"/>
-            <w:vAlign w:val="center"/>
+            <w:vAlign w:val="centre"/>
             <w:shd w:fill="1F4E79"/>
           </w:tcPr>
           <w:p>
@@ -160,7 +160,7 @@
         <w:tc>
           <w:tcPr>
             <w:tcW w:type="dxa" w:w="5256"/>
-            <w:vAlign w:val="center"/>
+            <w:vAlign w:val="centre"/>
           </w:tcPr>
           <w:p>
             <w:pPr>
@@ -181,7 +181,7 @@
         <w:tc>
           <w:tcPr>
             <w:tcW w:type="dxa" w:w="5256"/>
-            <w:vAlign w:val="center"/>
+            <w:vAlign w:val="centre"/>
             <w:shd w:fill="1F4E79"/>
           </w:tcPr>
           <w:p>
@@ -203,7 +203,7 @@
         <w:tc>
           <w:tcPr>
             <w:tcW w:type="dxa" w:w="5256"/>
-            <w:vAlign w:val="center"/>
+            <w:vAlign w:val="centre"/>
           </w:tcPr>
           <w:p>
             <w:pPr>
@@ -265,7 +265,7 @@
       <w:tblPr>
         <w:tblStyle w:val="TableGrid"/>
         <w:tblW w:type="auto" w:w="0"/>
-        <w:jc w:val="center"/>
+        <w:jc w:val="centre"/>
         <w:tblLook w:firstColumn="1" w:firstRow="1" w:lastColumn="0" w:lastRow="0" w:noHBand="0" w:noVBand="1" w:val="04A0"/>
       </w:tblPr>
       <w:tblGrid>
@@ -282,7 +282,7 @@
         <w:tc>
           <w:tcPr>
             <w:tcW w:type="dxa" w:w="1800"/>
-            <w:vAlign w:val="center"/>
+            <w:vAlign w:val="centre"/>
             <w:shd w:fill="1F4E79"/>
           </w:tcPr>
           <w:p>
@@ -304,7 +304,7 @@
         <w:tc>
           <w:tcPr>
             <w:tcW w:type="dxa" w:w="3816"/>
-            <w:vAlign w:val="center"/>
+            <w:vAlign w:val="centre"/>
             <w:shd w:fill="1F4E79"/>
           </w:tcPr>
           <w:p>
@@ -326,7 +326,7 @@
         <w:tc>
           <w:tcPr>
             <w:tcW w:type="dxa" w:w="1080"/>
-            <w:vAlign w:val="center"/>
+            <w:vAlign w:val="centre"/>
             <w:shd w:fill="1F4E79"/>
           </w:tcPr>
           <w:p>
@@ -348,7 +348,7 @@
         <w:tc>
           <w:tcPr>
             <w:tcW w:type="dxa" w:w="2520"/>
-            <w:vAlign w:val="center"/>
+            <w:vAlign w:val="centre"/>
             <w:shd w:fill="1F4E79"/>
           </w:tcPr>
           <w:p>
@@ -370,7 +370,7 @@
         <w:tc>
           <w:tcPr>
             <w:tcW w:type="dxa" w:w="2304"/>
-            <w:vAlign w:val="center"/>
+            <w:vAlign w:val="centre"/>
             <w:shd w:fill="1F4E79"/>
           </w:tcPr>
           <w:p>
@@ -394,7 +394,7 @@
         <w:tc>
           <w:tcPr>
             <w:tcW w:type="dxa" w:w="1800"/>
-            <w:vAlign w:val="center"/>
+            <w:vAlign w:val="centre"/>
           </w:tcPr>
           <w:p>
             <w:pPr>
@@ -418,7 +418,7 @@
         <w:tc>
           <w:tcPr>
             <w:tcW w:type="dxa" w:w="3816"/>
-            <w:vAlign w:val="center"/>
+            <w:vAlign w:val="centre"/>
           </w:tcPr>
           <w:p>
             <w:pPr>
@@ -437,7 +437,7 @@
         <w:tc>
           <w:tcPr>
             <w:tcW w:type="dxa" w:w="1080"/>
-            <w:vAlign w:val="center"/>
+            <w:vAlign w:val="centre"/>
           </w:tcPr>
           <w:p>
             <w:pPr>
@@ -456,7 +456,7 @@
         <w:tc>
           <w:tcPr>
             <w:tcW w:type="dxa" w:w="2520"/>
-            <w:vAlign w:val="center"/>
+            <w:vAlign w:val="centre"/>
           </w:tcPr>
           <w:p>
             <w:pPr>
@@ -475,7 +475,7 @@
         <w:tc>
           <w:tcPr>
             <w:tcW w:type="dxa" w:w="2304"/>
-            <w:vAlign w:val="center"/>
+            <w:vAlign w:val="centre"/>
           </w:tcPr>
           <w:p>
             <w:pPr>
@@ -496,7 +496,7 @@
         <w:tc>
           <w:tcPr>
             <w:tcW w:type="dxa" w:w="1800"/>
-            <w:vAlign w:val="center"/>
+            <w:vAlign w:val="centre"/>
             <w:shd w:fill="F3F7FA"/>
           </w:tcPr>
           <w:p>
@@ -521,7 +521,7 @@
         <w:tc>
           <w:tcPr>
             <w:tcW w:type="dxa" w:w="3816"/>
-            <w:vAlign w:val="center"/>
+            <w:vAlign w:val="centre"/>
             <w:shd w:fill="F3F7FA"/>
           </w:tcPr>
           <w:p>
@@ -541,7 +541,7 @@
         <w:tc>
           <w:tcPr>
             <w:tcW w:type="dxa" w:w="1080"/>
-            <w:vAlign w:val="center"/>
+            <w:vAlign w:val="centre"/>
             <w:shd w:fill="F3F7FA"/>
           </w:tcPr>
           <w:p>
@@ -561,7 +561,7 @@
         <w:tc>
           <w:tcPr>
             <w:tcW w:type="dxa" w:w="2520"/>
-            <w:vAlign w:val="center"/>
+            <w:vAlign w:val="centre"/>
             <w:shd w:fill="F3F7FA"/>
           </w:tcPr>
           <w:p>
@@ -581,7 +581,7 @@
         <w:tc>
           <w:tcPr>
             <w:tcW w:type="dxa" w:w="2304"/>
-            <w:vAlign w:val="center"/>
+            <w:vAlign w:val="centre"/>
             <w:shd w:fill="F3F7FA"/>
           </w:tcPr>
           <w:p>
@@ -603,7 +603,7 @@
         <w:tc>
           <w:tcPr>
             <w:tcW w:type="dxa" w:w="1800"/>
-            <w:vAlign w:val="center"/>
+            <w:vAlign w:val="centre"/>
           </w:tcPr>
           <w:p>
             <w:pPr>
@@ -627,7 +627,7 @@
         <w:tc>
           <w:tcPr>
             <w:tcW w:type="dxa" w:w="3816"/>
-            <w:vAlign w:val="center"/>
+            <w:vAlign w:val="centre"/>
           </w:tcPr>
           <w:p>
             <w:pPr>
@@ -646,7 +646,7 @@
         <w:tc>
           <w:tcPr>
             <w:tcW w:type="dxa" w:w="1080"/>
-            <w:vAlign w:val="center"/>
+            <w:vAlign w:val="centre"/>
           </w:tcPr>
           <w:p>
             <w:pPr>
@@ -665,7 +665,7 @@
         <w:tc>
           <w:tcPr>
             <w:tcW w:type="dxa" w:w="2520"/>
-            <w:vAlign w:val="center"/>
+            <w:vAlign w:val="centre"/>
           </w:tcPr>
           <w:p>
             <w:pPr>
@@ -684,7 +684,7 @@
         <w:tc>
           <w:tcPr>
             <w:tcW w:type="dxa" w:w="2304"/>
-            <w:vAlign w:val="center"/>
+            <w:vAlign w:val="centre"/>
           </w:tcPr>
           <w:p>
             <w:pPr>
@@ -705,7 +705,7 @@
         <w:tc>
           <w:tcPr>
             <w:tcW w:type="dxa" w:w="1800"/>
-            <w:vAlign w:val="center"/>
+            <w:vAlign w:val="centre"/>
             <w:shd w:fill="F3F7FA"/>
           </w:tcPr>
           <w:p>
@@ -730,7 +730,7 @@
         <w:tc>
           <w:tcPr>
             <w:tcW w:type="dxa" w:w="3816"/>
-            <w:vAlign w:val="center"/>
+            <w:vAlign w:val="centre"/>
             <w:shd w:fill="F3F7FA"/>
           </w:tcPr>
           <w:p>
@@ -750,7 +750,7 @@
         <w:tc>
           <w:tcPr>
             <w:tcW w:type="dxa" w:w="1080"/>
-            <w:vAlign w:val="center"/>
+            <w:vAlign w:val="centre"/>
             <w:shd w:fill="F3F7FA"/>
           </w:tcPr>
           <w:p>
@@ -770,7 +770,7 @@
         <w:tc>
           <w:tcPr>
             <w:tcW w:type="dxa" w:w="2520"/>
-            <w:vAlign w:val="center"/>
+            <w:vAlign w:val="centre"/>
             <w:shd w:fill="F3F7FA"/>
           </w:tcPr>
           <w:p>
@@ -790,7 +790,7 @@
         <w:tc>
           <w:tcPr>
             <w:tcW w:type="dxa" w:w="2304"/>
-            <w:vAlign w:val="center"/>
+            <w:vAlign w:val="centre"/>
             <w:shd w:fill="F3F7FA"/>
           </w:tcPr>
           <w:p>
@@ -812,7 +812,7 @@
         <w:tc>
           <w:tcPr>
             <w:tcW w:type="dxa" w:w="1800"/>
-            <w:vAlign w:val="center"/>
+            <w:vAlign w:val="centre"/>
           </w:tcPr>
           <w:p>
             <w:pPr>
@@ -836,7 +836,7 @@
         <w:tc>
           <w:tcPr>
             <w:tcW w:type="dxa" w:w="3816"/>
-            <w:vAlign w:val="center"/>
+            <w:vAlign w:val="centre"/>
           </w:tcPr>
           <w:p>
             <w:pPr>
@@ -855,7 +855,7 @@
         <w:tc>
           <w:tcPr>
             <w:tcW w:type="dxa" w:w="1080"/>
-            <w:vAlign w:val="center"/>
+            <w:vAlign w:val="centre"/>
           </w:tcPr>
           <w:p>
             <w:pPr>
@@ -874,7 +874,7 @@
         <w:tc>
           <w:tcPr>
             <w:tcW w:type="dxa" w:w="2520"/>
-            <w:vAlign w:val="center"/>
+            <w:vAlign w:val="centre"/>
           </w:tcPr>
           <w:p>
             <w:pPr>
@@ -893,7 +893,7 @@
         <w:tc>
           <w:tcPr>
             <w:tcW w:type="dxa" w:w="2304"/>
-            <w:vAlign w:val="center"/>
+            <w:vAlign w:val="centre"/>
           </w:tcPr>
           <w:p>
             <w:pPr>
@@ -914,7 +914,7 @@
         <w:tc>
           <w:tcPr>
             <w:tcW w:type="dxa" w:w="1800"/>
-            <w:vAlign w:val="center"/>
+            <w:vAlign w:val="centre"/>
             <w:shd w:fill="F3F7FA"/>
           </w:tcPr>
           <w:p>
@@ -939,7 +939,7 @@
         <w:tc>
           <w:tcPr>
             <w:tcW w:type="dxa" w:w="3816"/>
-            <w:vAlign w:val="center"/>
+            <w:vAlign w:val="centre"/>
             <w:shd w:fill="F3F7FA"/>
           </w:tcPr>
           <w:p>
@@ -959,7 +959,7 @@
         <w:tc>
           <w:tcPr>
             <w:tcW w:type="dxa" w:w="1080"/>
-            <w:vAlign w:val="center"/>
+            <w:vAlign w:val="centre"/>
             <w:shd w:fill="F3F7FA"/>
           </w:tcPr>
           <w:p>
@@ -979,7 +979,7 @@
         <w:tc>
           <w:tcPr>
             <w:tcW w:type="dxa" w:w="2520"/>
-            <w:vAlign w:val="center"/>
+            <w:vAlign w:val="centre"/>
             <w:shd w:fill="F3F7FA"/>
           </w:tcPr>
           <w:p>
@@ -999,7 +999,7 @@
         <w:tc>
           <w:tcPr>
             <w:tcW w:type="dxa" w:w="2304"/>
-            <w:vAlign w:val="center"/>
+            <w:vAlign w:val="centre"/>
             <w:shd w:fill="F3F7FA"/>
           </w:tcPr>
           <w:p>
@@ -1021,7 +1021,7 @@
         <w:tc>
           <w:tcPr>
             <w:tcW w:type="dxa" w:w="1800"/>
-            <w:vAlign w:val="center"/>
+            <w:vAlign w:val="centre"/>
           </w:tcPr>
           <w:p>
             <w:pPr>
@@ -1045,7 +1045,7 @@
         <w:tc>
           <w:tcPr>
             <w:tcW w:type="dxa" w:w="3816"/>
-            <w:vAlign w:val="center"/>
+            <w:vAlign w:val="centre"/>
           </w:tcPr>
           <w:p>
             <w:pPr>
@@ -1064,7 +1064,7 @@
         <w:tc>
           <w:tcPr>
             <w:tcW w:type="dxa" w:w="1080"/>
-            <w:vAlign w:val="center"/>
+            <w:vAlign w:val="centre"/>
           </w:tcPr>
           <w:p>
             <w:pPr>
@@ -1083,7 +1083,7 @@
         <w:tc>
           <w:tcPr>
             <w:tcW w:type="dxa" w:w="2520"/>
-            <w:vAlign w:val="center"/>
+            <w:vAlign w:val="centre"/>
           </w:tcPr>
           <w:p>
             <w:pPr>
@@ -1102,7 +1102,7 @@
         <w:tc>
           <w:tcPr>
             <w:tcW w:type="dxa" w:w="2304"/>
-            <w:vAlign w:val="center"/>
+            <w:vAlign w:val="centre"/>
           </w:tcPr>
           <w:p>
             <w:pPr>
@@ -1123,7 +1123,7 @@
         <w:tc>
           <w:tcPr>
             <w:tcW w:type="dxa" w:w="1800"/>
-            <w:vAlign w:val="center"/>
+            <w:vAlign w:val="centre"/>
             <w:shd w:fill="F3F7FA"/>
           </w:tcPr>
           <w:p>
@@ -1148,7 +1148,7 @@
         <w:tc>
           <w:tcPr>
             <w:tcW w:type="dxa" w:w="3816"/>
-            <w:vAlign w:val="center"/>
+            <w:vAlign w:val="centre"/>
             <w:shd w:fill="F3F7FA"/>
           </w:tcPr>
           <w:p>
@@ -1168,7 +1168,7 @@
         <w:tc>
           <w:tcPr>
             <w:tcW w:type="dxa" w:w="1080"/>
-            <w:vAlign w:val="center"/>
+            <w:vAlign w:val="centre"/>
             <w:shd w:fill="F3F7FA"/>
           </w:tcPr>
           <w:p>
@@ -1188,7 +1188,7 @@
         <w:tc>
           <w:tcPr>
             <w:tcW w:type="dxa" w:w="2520"/>
-            <w:vAlign w:val="center"/>
+            <w:vAlign w:val="centre"/>
             <w:shd w:fill="F3F7FA"/>
           </w:tcPr>
           <w:p>
@@ -1208,7 +1208,7 @@
         <w:tc>
           <w:tcPr>
             <w:tcW w:type="dxa" w:w="2304"/>
-            <w:vAlign w:val="center"/>
+            <w:vAlign w:val="centre"/>
             <w:shd w:fill="F3F7FA"/>
           </w:tcPr>
           <w:p>
@@ -1230,7 +1230,7 @@
         <w:tc>
           <w:tcPr>
             <w:tcW w:type="dxa" w:w="1800"/>
-            <w:vAlign w:val="center"/>
+            <w:vAlign w:val="centre"/>
           </w:tcPr>
           <w:p>
             <w:pPr>
@@ -1254,7 +1254,7 @@
         <w:tc>
           <w:tcPr>
             <w:tcW w:type="dxa" w:w="3816"/>
-            <w:vAlign w:val="center"/>
+            <w:vAlign w:val="centre"/>
           </w:tcPr>
           <w:p>
             <w:pPr>
@@ -1273,7 +1273,7 @@
         <w:tc>
           <w:tcPr>
             <w:tcW w:type="dxa" w:w="1080"/>
-            <w:vAlign w:val="center"/>
+            <w:vAlign w:val="centre"/>
           </w:tcPr>
           <w:p>
             <w:pPr>
@@ -1292,7 +1292,7 @@
         <w:tc>
           <w:tcPr>
             <w:tcW w:type="dxa" w:w="2520"/>
-            <w:vAlign w:val="center"/>
+            <w:vAlign w:val="centre"/>
           </w:tcPr>
           <w:p>
             <w:pPr>
@@ -1311,7 +1311,7 @@
         <w:tc>
           <w:tcPr>
             <w:tcW w:type="dxa" w:w="2304"/>
-            <w:vAlign w:val="center"/>
+            <w:vAlign w:val="centre"/>
           </w:tcPr>
           <w:p>
             <w:pPr>
@@ -1332,7 +1332,7 @@
         <w:tc>
           <w:tcPr>
             <w:tcW w:type="dxa" w:w="1800"/>
-            <w:vAlign w:val="center"/>
+            <w:vAlign w:val="centre"/>
             <w:shd w:fill="F3F7FA"/>
           </w:tcPr>
           <w:p>
@@ -1357,7 +1357,7 @@
         <w:tc>
           <w:tcPr>
             <w:tcW w:type="dxa" w:w="3816"/>
-            <w:vAlign w:val="center"/>
+            <w:vAlign w:val="centre"/>
             <w:shd w:fill="F3F7FA"/>
           </w:tcPr>
           <w:p>
@@ -1377,7 +1377,7 @@
         <w:tc>
           <w:tcPr>
             <w:tcW w:type="dxa" w:w="1080"/>
-            <w:vAlign w:val="center"/>
+            <w:vAlign w:val="centre"/>
             <w:shd w:fill="F3F7FA"/>
           </w:tcPr>
           <w:p>
@@ -1397,7 +1397,7 @@
         <w:tc>
           <w:tcPr>
             <w:tcW w:type="dxa" w:w="2520"/>
-            <w:vAlign w:val="center"/>
+            <w:vAlign w:val="centre"/>
             <w:shd w:fill="F3F7FA"/>
           </w:tcPr>
           <w:p>
@@ -1417,7 +1417,7 @@
         <w:tc>
           <w:tcPr>
             <w:tcW w:type="dxa" w:w="2304"/>
-            <w:vAlign w:val="center"/>
+            <w:vAlign w:val="centre"/>
             <w:shd w:fill="F3F7FA"/>
           </w:tcPr>
           <w:p>
@@ -1439,7 +1439,7 @@
         <w:tc>
           <w:tcPr>
             <w:tcW w:type="dxa" w:w="1800"/>
-            <w:vAlign w:val="center"/>
+            <w:vAlign w:val="centre"/>
           </w:tcPr>
           <w:p>
             <w:pPr>
@@ -1463,7 +1463,7 @@
         <w:tc>
           <w:tcPr>
             <w:tcW w:type="dxa" w:w="3816"/>
-            <w:vAlign w:val="center"/>
+            <w:vAlign w:val="centre"/>
           </w:tcPr>
           <w:p>
             <w:pPr>
@@ -1482,7 +1482,7 @@
         <w:tc>
           <w:tcPr>
             <w:tcW w:type="dxa" w:w="1080"/>
-            <w:vAlign w:val="center"/>
+            <w:vAlign w:val="centre"/>
           </w:tcPr>
           <w:p>
             <w:pPr>
@@ -1501,7 +1501,7 @@
         <w:tc>
           <w:tcPr>
             <w:tcW w:type="dxa" w:w="2520"/>
-            <w:vAlign w:val="center"/>
+            <w:vAlign w:val="centre"/>
           </w:tcPr>
           <w:p>
             <w:pPr>
@@ -1520,7 +1520,7 @@
         <w:tc>
           <w:tcPr>
             <w:tcW w:type="dxa" w:w="2304"/>
-            <w:vAlign w:val="center"/>
+            <w:vAlign w:val="centre"/>
           </w:tcPr>
           <w:p>
             <w:pPr>
@@ -1556,7 +1556,7 @@
       <w:tblPr>
         <w:tblStyle w:val="TableGrid"/>
         <w:tblW w:type="auto" w:w="0"/>
-        <w:jc w:val="center"/>
+        <w:jc w:val="centre"/>
         <w:tblLook w:firstColumn="1" w:firstRow="1" w:lastColumn="0" w:lastRow="0" w:noHBand="0" w:noVBand="1" w:val="04A0"/>
       </w:tblPr>
       <w:tblGrid>
@@ -1570,7 +1570,7 @@
         <w:tc>
           <w:tcPr>
             <w:tcW w:type="dxa" w:w="3024"/>
-            <w:vAlign w:val="center"/>
+            <w:vAlign w:val="centre"/>
             <w:shd w:fill="1F4E79"/>
           </w:tcPr>
           <w:p>
@@ -1592,7 +1592,7 @@
         <w:tc>
           <w:tcPr>
             <w:tcW w:type="dxa" w:w="7776"/>
-            <w:vAlign w:val="center"/>
+            <w:vAlign w:val="centre"/>
             <w:shd w:fill="1F4E79"/>
           </w:tcPr>
           <w:p>
@@ -1616,7 +1616,7 @@
         <w:tc>
           <w:tcPr>
             <w:tcW w:type="dxa" w:w="3024"/>
-            <w:vAlign w:val="center"/>
+            <w:vAlign w:val="centre"/>
           </w:tcPr>
           <w:p>
             <w:pPr>
@@ -1640,7 +1640,7 @@
         <w:tc>
           <w:tcPr>
             <w:tcW w:type="dxa" w:w="7776"/>
-            <w:vAlign w:val="center"/>
+            <w:vAlign w:val="centre"/>
           </w:tcPr>
           <w:p>
             <w:pPr>
@@ -1661,7 +1661,7 @@
         <w:tc>
           <w:tcPr>
             <w:tcW w:type="dxa" w:w="3024"/>
-            <w:vAlign w:val="center"/>
+            <w:vAlign w:val="centre"/>
             <w:shd w:fill="F3F7FA"/>
           </w:tcPr>
           <w:p>
@@ -1686,7 +1686,7 @@
         <w:tc>
           <w:tcPr>
             <w:tcW w:type="dxa" w:w="7776"/>
-            <w:vAlign w:val="center"/>
+            <w:vAlign w:val="centre"/>
             <w:shd w:fill="F3F7FA"/>
           </w:tcPr>
           <w:p>
@@ -1708,7 +1708,7 @@
         <w:tc>
           <w:tcPr>
             <w:tcW w:type="dxa" w:w="3024"/>
-            <w:vAlign w:val="center"/>
+            <w:vAlign w:val="centre"/>
           </w:tcPr>
           <w:p>
             <w:pPr>
@@ -1732,7 +1732,7 @@
         <w:tc>
           <w:tcPr>
             <w:tcW w:type="dxa" w:w="7776"/>
-            <w:vAlign w:val="center"/>
+            <w:vAlign w:val="centre"/>
           </w:tcPr>
           <w:p>
             <w:pPr>
@@ -1753,7 +1753,7 @@
         <w:tc>
           <w:tcPr>
             <w:tcW w:type="dxa" w:w="3024"/>
-            <w:vAlign w:val="center"/>
+            <w:vAlign w:val="centre"/>
             <w:shd w:fill="F3F7FA"/>
           </w:tcPr>
           <w:p>
@@ -1778,7 +1778,7 @@
         <w:tc>
           <w:tcPr>
             <w:tcW w:type="dxa" w:w="7776"/>
-            <w:vAlign w:val="center"/>
+            <w:vAlign w:val="centre"/>
             <w:shd w:fill="F3F7FA"/>
           </w:tcPr>
           <w:p>
@@ -1800,7 +1800,7 @@
         <w:tc>
           <w:tcPr>
             <w:tcW w:type="dxa" w:w="3024"/>
-            <w:vAlign w:val="center"/>
+            <w:vAlign w:val="centre"/>
           </w:tcPr>
           <w:p>
             <w:pPr>
@@ -1824,7 +1824,7 @@
         <w:tc>
           <w:tcPr>
             <w:tcW w:type="dxa" w:w="7776"/>
-            <w:vAlign w:val="center"/>
+            <w:vAlign w:val="centre"/>
           </w:tcPr>
           <w:p>
             <w:pPr>
@@ -1860,7 +1860,7 @@
       <w:tblPr>
         <w:tblStyle w:val="TableGrid"/>
         <w:tblW w:type="auto" w:w="0"/>
-        <w:jc w:val="center"/>
+        <w:jc w:val="centre"/>
         <w:tblLook w:firstColumn="1" w:firstRow="1" w:lastColumn="0" w:lastRow="0" w:noHBand="0" w:noVBand="1" w:val="04A0"/>
       </w:tblPr>
       <w:tblGrid>
@@ -1875,7 +1875,7 @@
         <w:tc>
           <w:tcPr>
             <w:tcW w:type="dxa" w:w="2088"/>
-            <w:vAlign w:val="center"/>
+            <w:vAlign w:val="centre"/>
             <w:shd w:fill="1F4E79"/>
           </w:tcPr>
           <w:p>
@@ -1897,7 +1897,7 @@
         <w:tc>
           <w:tcPr>
             <w:tcW w:type="dxa" w:w="4464"/>
-            <w:vAlign w:val="center"/>
+            <w:vAlign w:val="centre"/>
             <w:shd w:fill="1F4E79"/>
           </w:tcPr>
           <w:p>
@@ -1919,7 +1919,7 @@
         <w:tc>
           <w:tcPr>
             <w:tcW w:type="dxa" w:w="3456"/>
-            <w:vAlign w:val="center"/>
+            <w:vAlign w:val="centre"/>
             <w:shd w:fill="1F4E79"/>
           </w:tcPr>
           <w:p>
@@ -1943,7 +1943,7 @@
         <w:tc>
           <w:tcPr>
             <w:tcW w:type="dxa" w:w="2088"/>
-            <w:vAlign w:val="center"/>
+            <w:vAlign w:val="centre"/>
           </w:tcPr>
           <w:p>
             <w:pPr>
@@ -1967,7 +1967,7 @@
         <w:tc>
           <w:tcPr>
             <w:tcW w:type="dxa" w:w="4464"/>
-            <w:vAlign w:val="center"/>
+            <w:vAlign w:val="centre"/>
           </w:tcPr>
           <w:p>
             <w:pPr>
@@ -1987,7 +1987,7 @@
         <w:tc>
           <w:tcPr>
             <w:tcW w:type="dxa" w:w="3456"/>
-            <w:vAlign w:val="center"/>
+            <w:vAlign w:val="centre"/>
           </w:tcPr>
           <w:p>
             <w:pPr>
@@ -2008,7 +2008,7 @@
         <w:tc>
           <w:tcPr>
             <w:tcW w:type="dxa" w:w="2088"/>
-            <w:vAlign w:val="center"/>
+            <w:vAlign w:val="centre"/>
             <w:shd w:fill="F3F7FA"/>
           </w:tcPr>
           <w:p>
@@ -2033,7 +2033,7 @@
         <w:tc>
           <w:tcPr>
             <w:tcW w:type="dxa" w:w="4464"/>
-            <w:vAlign w:val="center"/>
+            <w:vAlign w:val="centre"/>
             <w:shd w:fill="F3F7FA"/>
           </w:tcPr>
           <w:p>
@@ -2054,7 +2054,7 @@
         <w:tc>
           <w:tcPr>
             <w:tcW w:type="dxa" w:w="3456"/>
-            <w:vAlign w:val="center"/>
+            <w:vAlign w:val="centre"/>
             <w:shd w:fill="F3F7FA"/>
           </w:tcPr>
           <w:p>
@@ -2076,7 +2076,7 @@
         <w:tc>
           <w:tcPr>
             <w:tcW w:type="dxa" w:w="2088"/>
-            <w:vAlign w:val="center"/>
+            <w:vAlign w:val="centre"/>
           </w:tcPr>
           <w:p>
             <w:pPr>
@@ -2100,7 +2100,7 @@
         <w:tc>
           <w:tcPr>
             <w:tcW w:type="dxa" w:w="4464"/>
-            <w:vAlign w:val="center"/>
+            <w:vAlign w:val="centre"/>
           </w:tcPr>
           <w:p>
             <w:pPr>
@@ -2120,7 +2120,7 @@
         <w:tc>
           <w:tcPr>
             <w:tcW w:type="dxa" w:w="3456"/>
-            <w:vAlign w:val="center"/>
+            <w:vAlign w:val="centre"/>
           </w:tcPr>
           <w:p>
             <w:pPr>
@@ -2141,7 +2141,7 @@
         <w:tc>
           <w:tcPr>
             <w:tcW w:type="dxa" w:w="2088"/>
-            <w:vAlign w:val="center"/>
+            <w:vAlign w:val="centre"/>
             <w:shd w:fill="F3F7FA"/>
           </w:tcPr>
           <w:p>
@@ -2166,7 +2166,7 @@
         <w:tc>
           <w:tcPr>
             <w:tcW w:type="dxa" w:w="4464"/>
-            <w:vAlign w:val="center"/>
+            <w:vAlign w:val="centre"/>
             <w:shd w:fill="F3F7FA"/>
           </w:tcPr>
           <w:p>
@@ -2187,7 +2187,7 @@
         <w:tc>
           <w:tcPr>
             <w:tcW w:type="dxa" w:w="3456"/>
-            <w:vAlign w:val="center"/>
+            <w:vAlign w:val="centre"/>
             <w:shd w:fill="F3F7FA"/>
           </w:tcPr>
           <w:p>
@@ -2209,7 +2209,7 @@
         <w:tc>
           <w:tcPr>
             <w:tcW w:type="dxa" w:w="2088"/>
-            <w:vAlign w:val="center"/>
+            <w:vAlign w:val="centre"/>
           </w:tcPr>
           <w:p>
             <w:pPr>
@@ -2233,7 +2233,7 @@
         <w:tc>
           <w:tcPr>
             <w:tcW w:type="dxa" w:w="4464"/>
-            <w:vAlign w:val="center"/>
+            <w:vAlign w:val="centre"/>
           </w:tcPr>
           <w:p>
             <w:pPr>
@@ -2253,7 +2253,7 @@
         <w:tc>
           <w:tcPr>
             <w:tcW w:type="dxa" w:w="3456"/>
-            <w:vAlign w:val="center"/>
+            <w:vAlign w:val="centre"/>
           </w:tcPr>
           <w:p>
             <w:pPr>
@@ -2274,7 +2274,7 @@
         <w:tc>
           <w:tcPr>
             <w:tcW w:type="dxa" w:w="2088"/>
-            <w:vAlign w:val="center"/>
+            <w:vAlign w:val="centre"/>
             <w:shd w:fill="F3F7FA"/>
           </w:tcPr>
           <w:p>
@@ -2299,7 +2299,7 @@
         <w:tc>
           <w:tcPr>
             <w:tcW w:type="dxa" w:w="4464"/>
-            <w:vAlign w:val="center"/>
+            <w:vAlign w:val="centre"/>
             <w:shd w:fill="F3F7FA"/>
           </w:tcPr>
           <w:p>
@@ -2320,7 +2320,7 @@
         <w:tc>
           <w:tcPr>
             <w:tcW w:type="dxa" w:w="3456"/>
-            <w:vAlign w:val="center"/>
+            <w:vAlign w:val="centre"/>
             <w:shd w:fill="F3F7FA"/>
           </w:tcPr>
           <w:p>
@@ -2365,15 +2365,14 @@
   <w:p>
     <w:pPr>
       <w:pStyle w:val="Footer"/>
-      <w:jc w:val="center"/>
+      <w:jc w:val="centre"/>
     </w:pPr>
     <w:r>
       <w:rPr>
-        <w:rFonts w:ascii="Arial" w:hAnsi="Arial"/>
-        <w:color w:val="666666"/>
-        <w:sz w:val="16"/>
-      </w:rPr>
-      <w:t>AI and Healthcare Economics Companion Resource | Version 6.0.0</w:t>
+        <w:color w:val="5F5A5B"/>
+        <w:sz w:val="15"/>
+      </w:rPr>
+      <w:t>Muthana Zouri · Carmen Marinela Cumpăt · Grigore T. Popa University of Medicine and Pharmacy Publishing House · 2026</w:t>
     </w:r>
   </w:p>
 </w:ftr>
@@ -2404,7 +2403,25 @@
   <w:p>
     <w:pPr>
       <w:pStyle w:val="Header"/>
-    </w:pPr>
+      <w:jc w:val="centre"/>
+    </w:pPr>
+    <w:r/>
+    <w:r>
+      <w:rPr>
+        <w:rFonts w:ascii="Georgia" w:hAnsi="Georgia"/>
+        <w:b/>
+        <w:color w:val="7B1734"/>
+        <w:sz w:val="17"/>
+      </w:rPr>
+      <w:t>Artificial Intelligence and Healthcare Economics</w:t>
+    </w:r>
+    <w:r>
+      <w:rPr>
+        <w:color w:val="5F5A5B"/>
+        <w:sz w:val="16"/>
+      </w:rPr>
+      <w:t xml:space="preserve"> · Digital Resource Companion · V1.0</w:t>
+    </w:r>
   </w:p>
 </w:hdr>
 </file>
@@ -2809,7 +2826,7 @@
     <w:rsid w:val="00E618BF"/>
     <w:pPr>
       <w:tabs>
-        <w:tab w:val="center" w:pos="4680"/>
+        <w:tab w:val="centre" w:pos="4680"/>
         <w:tab w:val="right" w:pos="9360"/>
       </w:tabs>
       <w:spacing w:after="0" w:line="240" w:lineRule="auto"/>
@@ -2831,7 +2848,7 @@
     <w:rsid w:val="00E618BF"/>
     <w:pPr>
       <w:tabs>
-        <w:tab w:val="center" w:pos="4680"/>
+        <w:tab w:val="centre" w:pos="4680"/>
         <w:tab w:val="right" w:pos="9360"/>
       </w:tabs>
       <w:spacing w:after="0" w:line="240" w:lineRule="auto"/>
